--- a/resume_jsigley.docx
+++ b/resume_jsigley.docx
@@ -78,16 +78,46 @@
         <w:rPr>
           <w:b/>
         </w:rPr>
-        <w:t>github.com/suavesigley</w:t>
-      </w:r>
+        <w:t>github.com/</w:t>
+      </w:r>
+      <w:proofErr w:type="spellStart"/>
+      <w:r>
+        <w:rPr>
+          <w:b/>
+        </w:rPr>
+        <w:t>suavesigley</w:t>
+      </w:r>
+      <w:proofErr w:type="spellEnd"/>
       <w:r>
         <w:t xml:space="preserve"> | </w:t>
       </w:r>
-      <w:r>
-        <w:rPr>
-          <w:b/>
-        </w:rPr>
-        <w:t xml:space="preserve">TryHackMe: tryhackme.com/p/suavesigley </w:t>
+      <w:proofErr w:type="spellStart"/>
+      <w:r>
+        <w:rPr>
+          <w:b/>
+        </w:rPr>
+        <w:t>TryHackMe</w:t>
+      </w:r>
+      <w:proofErr w:type="spellEnd"/>
+      <w:r>
+        <w:rPr>
+          <w:b/>
+        </w:rPr>
+        <w:t>: tryhackme.com/p/</w:t>
+      </w:r>
+      <w:proofErr w:type="spellStart"/>
+      <w:r>
+        <w:rPr>
+          <w:b/>
+        </w:rPr>
+        <w:t>suavesigley</w:t>
+      </w:r>
+      <w:proofErr w:type="spellEnd"/>
+      <w:r>
+        <w:rPr>
+          <w:b/>
+        </w:rPr>
+        <w:t xml:space="preserve"> </w:t>
       </w:r>
     </w:p>
     <w:p>
@@ -114,7 +144,15 @@
         <w:t>Security Operations Analyst</w:t>
       </w:r>
       <w:r>
-        <w:t xml:space="preserve"> or entry-level IT role. Proven ability to conduct hands-on security monitoring, threat analysis, and robust workflow documentation, as demonstrated through an active GitHub portfolio of homelab projects. Experienced in simulating real-world incident response using the </w:t>
+        <w:t xml:space="preserve"> or entry-level IT role. Proven ability to conduct hands-on security monitoring, threat analysis, and robust workflow documentation, as demonstrated through an active GitHub portfolio of </w:t>
+      </w:r>
+      <w:proofErr w:type="spellStart"/>
+      <w:r>
+        <w:t>homelab</w:t>
+      </w:r>
+      <w:proofErr w:type="spellEnd"/>
+      <w:r>
+        <w:t xml:space="preserve"> projects. Experienced in simulating real-world incident response using the </w:t>
       </w:r>
       <w:r>
         <w:rPr>
@@ -544,7 +582,23 @@
         <w:ind w:left="-5"/>
       </w:pPr>
       <w:r>
-        <w:t xml:space="preserve">Technical Projects &amp; Homelab (GitHub Portfolio: github.com/suavesigley) </w:t>
+        <w:t xml:space="preserve">Technical Projects &amp; </w:t>
+      </w:r>
+      <w:proofErr w:type="spellStart"/>
+      <w:r>
+        <w:t>Homelab</w:t>
+      </w:r>
+      <w:proofErr w:type="spellEnd"/>
+      <w:r>
+        <w:t xml:space="preserve"> (GitHub Portfolio: github.com/</w:t>
+      </w:r>
+      <w:proofErr w:type="spellStart"/>
+      <w:r>
+        <w:t>suavesigley</w:t>
+      </w:r>
+      <w:proofErr w:type="spellEnd"/>
+      <w:r>
+        <w:t xml:space="preserve">) </w:t>
       </w:r>
     </w:p>
     <w:p>
@@ -590,7 +644,15 @@
         <w:ind w:hanging="360"/>
       </w:pPr>
       <w:r>
-        <w:t>Designed and deployed a virtualised homelab (VirtualBox/Linux VMs) to simulate a corporate network for active security monitoring.</w:t>
+        <w:t xml:space="preserve">Designed and deployed a virtualised </w:t>
+      </w:r>
+      <w:proofErr w:type="spellStart"/>
+      <w:r>
+        <w:t>homelab</w:t>
+      </w:r>
+      <w:proofErr w:type="spellEnd"/>
+      <w:r>
+        <w:t xml:space="preserve"> (VirtualBox/Linux VMs) to simulate a corporate network for active security monitoring.</w:t>
       </w:r>
       <w:r>
         <w:rPr>
@@ -744,7 +806,23 @@
         <w:ind w:hanging="360"/>
       </w:pPr>
       <w:r>
-        <w:t>Published the comprehensive playbook to GitHub, establishing clear Standard Operating Procedures (SOPs) for prompt mitigation and analysis, including use of threat intelligence platforms (Any.run, VirusTotal).</w:t>
+        <w:t>Published the comprehensive playbook to GitHub, establishing clear Standard Operating Procedures (SOPs) for prompt mitigation and analysis, including use of threat intelligence platforms (</w:t>
+      </w:r>
+      <w:proofErr w:type="spellStart"/>
+      <w:r>
+        <w:t>Any.run</w:t>
+      </w:r>
+      <w:proofErr w:type="spellEnd"/>
+      <w:r>
+        <w:t xml:space="preserve">, </w:t>
+      </w:r>
+      <w:proofErr w:type="spellStart"/>
+      <w:r>
+        <w:t>VirusTotal</w:t>
+      </w:r>
+      <w:proofErr w:type="spellEnd"/>
+      <w:r>
+        <w:t>).</w:t>
       </w:r>
       <w:r>
         <w:rPr>
@@ -959,11 +1037,19 @@
         </w:numPr>
         <w:ind w:hanging="360"/>
       </w:pPr>
-      <w:r>
-        <w:rPr>
-          <w:b/>
-        </w:rPr>
-        <w:t>TryHackMe Security Engineer Certificate</w:t>
+      <w:proofErr w:type="spellStart"/>
+      <w:r>
+        <w:rPr>
+          <w:b/>
+        </w:rPr>
+        <w:t>TryHackMe</w:t>
+      </w:r>
+      <w:proofErr w:type="spellEnd"/>
+      <w:r>
+        <w:rPr>
+          <w:b/>
+        </w:rPr>
+        <w:t xml:space="preserve"> Security Engineer Certificate</w:t>
       </w:r>
       <w:r>
         <w:t xml:space="preserve"> (July 2, 2024) — Network security engineering, software security, risk management, incident response.</w:t>
@@ -984,11 +1070,19 @@
         </w:numPr>
         <w:ind w:hanging="360"/>
       </w:pPr>
-      <w:r>
-        <w:rPr>
-          <w:b/>
-        </w:rPr>
-        <w:t>TryHackMe Pre-Security Certificate</w:t>
+      <w:proofErr w:type="spellStart"/>
+      <w:r>
+        <w:rPr>
+          <w:b/>
+        </w:rPr>
+        <w:t>TryHackMe</w:t>
+      </w:r>
+      <w:proofErr w:type="spellEnd"/>
+      <w:r>
+        <w:rPr>
+          <w:b/>
+        </w:rPr>
+        <w:t xml:space="preserve"> Pre-Security Certificate</w:t>
       </w:r>
       <w:r>
         <w:t xml:space="preserve"> (Sept 2023) — Networking weaknesses, web attacks, Linux fundamentals.</w:t>
@@ -1068,13 +1162,86 @@
         <w:rPr>
           <w:bCs/>
         </w:rPr>
-        <w:t>: Devops Engineering</w:t>
-      </w:r>
+        <w:t xml:space="preserve">: </w:t>
+      </w:r>
+      <w:proofErr w:type="spellStart"/>
       <w:r>
         <w:rPr>
           <w:bCs/>
         </w:rPr>
-        <w:t xml:space="preserve"> github action workflow.</w:t>
+        <w:t>Devops</w:t>
+      </w:r>
+      <w:proofErr w:type="spellEnd"/>
+      <w:r>
+        <w:rPr>
+          <w:bCs/>
+        </w:rPr>
+        <w:t xml:space="preserve"> Engineering</w:t>
+      </w:r>
+      <w:r>
+        <w:rPr>
+          <w:bCs/>
+        </w:rPr>
+        <w:t xml:space="preserve"> </w:t>
+      </w:r>
+      <w:proofErr w:type="spellStart"/>
+      <w:r>
+        <w:rPr>
+          <w:bCs/>
+        </w:rPr>
+        <w:t>github</w:t>
+      </w:r>
+      <w:proofErr w:type="spellEnd"/>
+      <w:r>
+        <w:rPr>
+          <w:bCs/>
+        </w:rPr>
+        <w:t xml:space="preserve"> action workflow.</w:t>
+      </w:r>
+    </w:p>
+    <w:p>
+      <w:pPr>
+        <w:numPr>
+          <w:ilvl w:val="1"/>
+          <w:numId w:val="5"/>
+        </w:numPr>
+        <w:ind w:hanging="360"/>
+      </w:pPr>
+      <w:r>
+        <w:rPr>
+          <w:bCs/>
+        </w:rPr>
+        <w:t xml:space="preserve">CWB </w:t>
+      </w:r>
+      <w:r>
+        <w:rPr>
+          <w:bCs/>
+        </w:rPr>
+        <w:t>Introduction</w:t>
+      </w:r>
+      <w:r>
+        <w:rPr>
+          <w:bCs/>
+        </w:rPr>
+        <w:t xml:space="preserve"> to Data science</w:t>
+      </w:r>
+      <w:r>
+        <w:rPr>
+          <w:b/>
+        </w:rPr>
+        <w:t xml:space="preserve">: </w:t>
+      </w:r>
+      <w:r>
+        <w:rPr>
+          <w:bCs/>
+        </w:rPr>
+        <w:t>Engineering pipelines, data anonymisation workflows</w:t>
+      </w:r>
+      <w:r>
+        <w:rPr>
+          <w:bCs/>
+        </w:rPr>
+        <w:t xml:space="preserve"> and scraping data.</w:t>
       </w:r>
     </w:p>
     <w:p>
@@ -1171,8 +1338,13 @@
         </w:rPr>
         <w:t xml:space="preserve">● </w:t>
       </w:r>
-      <w:r>
-        <w:t>Modeled real-world clinic network topologies and cryptographic environments.</w:t>
+      <w:proofErr w:type="spellStart"/>
+      <w:r>
+        <w:t>Modeled</w:t>
+      </w:r>
+      <w:proofErr w:type="spellEnd"/>
+      <w:r>
+        <w:t xml:space="preserve"> real-world clinic network topologies and cryptographic environments.</w:t>
       </w:r>
       <w:r>
         <w:rPr>
@@ -1293,6 +1465,7 @@
         <w:rPr>
           <w:b/>
         </w:rPr>
+        <w:lastRenderedPageBreak/>
         <w:t>Coles Service Assistant</w:t>
       </w:r>
       <w:r>
@@ -1309,7 +1482,6 @@
         <w:ind w:hanging="360"/>
       </w:pPr>
       <w:r>
-        <w:lastRenderedPageBreak/>
         <w:t>Resolved customer issues efficiently and coordinated with team members, demonstrating strong problem-solving and teamwork skills under pressure.</w:t>
       </w:r>
       <w:r>
